--- a/DESTINATION-NIGERIA-BRAND-KIT/09_DOCUMENT_TEMPLATES/PRESS_AND_MEDIA/DN_Official-Announcement_A4.docx
+++ b/DESTINATION-NIGERIA-BRAND-KIT/09_DOCUMENT_TEMPLATES/PRESS_AND_MEDIA/DN_Official-Announcement_A4.docx
@@ -48,8 +48,8 @@
         <w:sdtContent>
           <w:r>
             <w:rPr>
-              <w:color w:val="2C5040"/>
-              <w:sz w:val="28"/>
+              <w:color w:val="5F6662"/>
+              <w:sz w:val="26"/>
             </w:rPr>
             <w:t xml:space="preserve">[Sub-headline — the key supporting fact]</w:t>
           </w:r>
@@ -122,9 +122,6 @@
     <w:p>
       <w:pPr>
         <w:pStyle w:val="Quote"/>
-        <w:pBdr>
-          <w:left w:val="single" w:sz="18" w:space="12" w:color="E8A432"/>
-        </w:pBdr>
       </w:pPr>
       <w:sdt>
         <w:sdtPr>
@@ -136,7 +133,7 @@
           <w:r>
             <w:rPr>
               <w:color w:val="103428"/>
-              <w:sz w:val="26"/>
+              <w:sz w:val="30"/>
             </w:rPr>
             <w:t xml:space="preserve">“[Approved quotation.]”</w:t>
           </w:r>
@@ -265,7 +262,7 @@
         <w:rPr>
           <w:b/>
           <w:i w:val="0"/>
-          <w:color w:val="B4532A"/>
+          <w:color w:val="103428"/>
         </w:rPr>
         <w:t xml:space="preserve">Source verification: </w:t>
       </w:r>
@@ -295,7 +292,7 @@
   <w:p>
     <w:pPr>
       <w:pBdr>
-        <w:top w:val="single" w:sz="4" w:space="6" w:color="A9BFA9"/>
+        <w:top w:val="single" w:sz="4" w:space="6" w:color="E7DFCF"/>
       </w:pBdr>
       <w:tabs>
         <w:tab w:pos="9412" w:val="right"/>
@@ -317,7 +314,7 @@
         <w:color w:val="5F6662"/>
         <w:sz w:val="15"/>
       </w:rPr>
-      <w:t xml:space="preserve">  ·  </w:t>
+      <w:t xml:space="preserve">   </w:t>
     </w:r>
     <w:r>
       <w:rPr>
@@ -608,7 +605,7 @@
   <w:docDefaults>
     <w:rPrDefault>
       <w:rPr>
-        <w:rFonts w:asciiTheme="minorHAnsi" w:eastAsiaTheme="minorEastAsia" w:hAnsiTheme="minorHAnsi" w:cstheme="minorBidi"/>
+        <w:rFonts w:ascii="Public Sans" w:hAnsi="Public Sans" w:cs="Public Sans" w:eastAsia="Public Sans"/>
         <w:sz w:val="22"/>
         <w:szCs w:val="22"/>
         <w:lang w:val="en-US" w:eastAsia="en-US" w:bidi="ar-SA"/>
@@ -768,7 +765,7 @@
       <w:spacing w:before="0" w:after="120" w:line="317" w:lineRule="auto"/>
     </w:pPr>
     <w:rPr>
-      <w:rFonts w:ascii="Inter" w:hAnsi="Inter" w:cs="Inter" w:eastAsia="Inter"/>
+      <w:rFonts w:ascii="Public Sans" w:hAnsi="Public Sans" w:cs="Public Sans" w:eastAsia="Public Sans"/>
       <w:b w:val="0"/>
       <w:i w:val="0"/>
       <w:color w:val="1B201E"/>
@@ -830,16 +827,16 @@
     <w:pPr>
       <w:keepNext/>
       <w:keepLines/>
-      <w:spacing w:before="360" w:after="120" w:line="264" w:lineRule="auto"/>
+      <w:spacing w:before="440" w:after="160" w:line="259" w:lineRule="auto"/>
       <w:outlineLvl w:val="0"/>
     </w:pPr>
     <w:rPr>
-      <w:rFonts w:asciiTheme="majorHAnsi" w:eastAsiaTheme="majorEastAsia" w:hAnsiTheme="majorHAnsi" w:cstheme="majorBidi" w:ascii="Playfair Display" w:hAnsi="Playfair Display" w:cs="Playfair Display" w:eastAsia="Playfair Display"/>
+      <w:rFonts w:ascii="Newsreader Display" w:hAnsi="Newsreader Display" w:cs="Newsreader Display" w:eastAsia="Newsreader Display"/>
       <w:b w:val="0"/>
       <w:bCs/>
       <w:i w:val="0"/>
       <w:color w:val="103428"/>
-      <w:sz w:val="40"/>
+      <w:sz w:val="44"/>
       <w:szCs w:val="28"/>
     </w:rPr>
   </w:style>
@@ -859,12 +856,12 @@
       <w:outlineLvl w:val="1"/>
     </w:pPr>
     <w:rPr>
-      <w:rFonts w:asciiTheme="majorHAnsi" w:eastAsiaTheme="majorEastAsia" w:hAnsiTheme="majorHAnsi" w:cstheme="majorBidi" w:ascii="Inter" w:hAnsi="Inter" w:cs="Inter" w:eastAsia="Inter"/>
-      <w:b/>
+      <w:rFonts w:ascii="Newsreader Display" w:hAnsi="Newsreader Display" w:cs="Newsreader Display" w:eastAsia="Newsreader Display"/>
+      <w:b w:val="0"/>
       <w:bCs/>
       <w:i w:val="0"/>
       <w:color w:val="103428"/>
-      <w:sz w:val="25"/>
+      <w:sz w:val="28"/>
       <w:szCs w:val="26"/>
     </w:rPr>
   </w:style>
@@ -884,12 +881,12 @@
       <w:outlineLvl w:val="2"/>
     </w:pPr>
     <w:rPr>
-      <w:rFonts w:asciiTheme="majorHAnsi" w:eastAsiaTheme="majorEastAsia" w:hAnsiTheme="majorHAnsi" w:cstheme="majorBidi" w:ascii="Inter" w:hAnsi="Inter" w:cs="Inter" w:eastAsia="Inter"/>
+      <w:rFonts w:ascii="Public Sans" w:hAnsi="Public Sans" w:cs="Public Sans" w:eastAsia="Public Sans"/>
       <w:b/>
       <w:bCs/>
       <w:i w:val="0"/>
-      <w:color w:val="2C5040"/>
-      <w:sz w:val="20"/>
+      <w:color w:val="103428"/>
+      <w:sz w:val="19"/>
     </w:rPr>
   </w:style>
   <w:style w:type="paragraph" w:styleId="Heading4">
@@ -909,7 +906,7 @@
       <w:outlineLvl w:val="3"/>
     </w:pPr>
     <w:rPr>
-      <w:rFonts w:asciiTheme="majorHAnsi" w:eastAsiaTheme="majorEastAsia" w:hAnsiTheme="majorHAnsi" w:cstheme="majorBidi"/>
+      <w:rFonts w:ascii="Newsreader Display" w:hAnsi="Newsreader Display" w:cs="Newsreader Display"/>
       <w:b/>
       <w:bCs/>
       <w:i/>
@@ -934,7 +931,7 @@
       <w:outlineLvl w:val="4"/>
     </w:pPr>
     <w:rPr>
-      <w:rFonts w:asciiTheme="majorHAnsi" w:eastAsiaTheme="majorEastAsia" w:hAnsiTheme="majorHAnsi" w:cstheme="majorBidi"/>
+      <w:rFonts w:ascii="Newsreader Display" w:hAnsi="Newsreader Display" w:cs="Newsreader Display"/>
       <w:color w:val="243F60" w:themeColor="accent1" w:themeShade="7F"/>
     </w:rPr>
   </w:style>
@@ -955,7 +952,7 @@
       <w:outlineLvl w:val="5"/>
     </w:pPr>
     <w:rPr>
-      <w:rFonts w:asciiTheme="majorHAnsi" w:eastAsiaTheme="majorEastAsia" w:hAnsiTheme="majorHAnsi" w:cstheme="majorBidi"/>
+      <w:rFonts w:ascii="Newsreader Display" w:hAnsi="Newsreader Display" w:cs="Newsreader Display"/>
       <w:i/>
       <w:iCs/>
       <w:color w:val="243F60" w:themeColor="accent1" w:themeShade="7F"/>
@@ -978,7 +975,7 @@
       <w:outlineLvl w:val="6"/>
     </w:pPr>
     <w:rPr>
-      <w:rFonts w:asciiTheme="majorHAnsi" w:eastAsiaTheme="majorEastAsia" w:hAnsiTheme="majorHAnsi" w:cstheme="majorBidi"/>
+      <w:rFonts w:ascii="Newsreader Display" w:hAnsi="Newsreader Display" w:cs="Newsreader Display"/>
       <w:i/>
       <w:iCs/>
       <w:color w:val="404040" w:themeColor="text1" w:themeTint="BF"/>
@@ -1001,7 +998,7 @@
       <w:outlineLvl w:val="7"/>
     </w:pPr>
     <w:rPr>
-      <w:rFonts w:asciiTheme="majorHAnsi" w:eastAsiaTheme="majorEastAsia" w:hAnsiTheme="majorHAnsi" w:cstheme="majorBidi"/>
+      <w:rFonts w:ascii="Newsreader Display" w:hAnsi="Newsreader Display" w:cs="Newsreader Display"/>
       <w:color w:val="4F81BD" w:themeColor="accent1"/>
       <w:sz w:val="20"/>
       <w:szCs w:val="20"/>
@@ -1024,7 +1021,7 @@
       <w:outlineLvl w:val="8"/>
     </w:pPr>
     <w:rPr>
-      <w:rFonts w:asciiTheme="majorHAnsi" w:eastAsiaTheme="majorEastAsia" w:hAnsiTheme="majorHAnsi" w:cstheme="majorBidi"/>
+      <w:rFonts w:ascii="Newsreader Display" w:hAnsi="Newsreader Display" w:cs="Newsreader Display"/>
       <w:i/>
       <w:iCs/>
       <w:color w:val="404040" w:themeColor="text1" w:themeTint="BF"/>
@@ -1075,7 +1072,7 @@
     <w:uiPriority w:val="9"/>
     <w:rsid w:val="00FC693F"/>
     <w:rPr>
-      <w:rFonts w:asciiTheme="majorHAnsi" w:eastAsiaTheme="majorEastAsia" w:hAnsiTheme="majorHAnsi" w:cstheme="majorBidi"/>
+      <w:rFonts w:ascii="Newsreader Display" w:hAnsi="Newsreader Display" w:cs="Newsreader Display"/>
       <w:b/>
       <w:bCs/>
       <w:color w:val="365F91" w:themeColor="accent1" w:themeShade="BF"/>
@@ -1090,7 +1087,7 @@
     <w:uiPriority w:val="9"/>
     <w:rsid w:val="00FC693F"/>
     <w:rPr>
-      <w:rFonts w:asciiTheme="majorHAnsi" w:eastAsiaTheme="majorEastAsia" w:hAnsiTheme="majorHAnsi" w:cstheme="majorBidi"/>
+      <w:rFonts w:ascii="Newsreader Display" w:hAnsi="Newsreader Display" w:cs="Newsreader Display"/>
       <w:b/>
       <w:bCs/>
       <w:color w:val="4F81BD" w:themeColor="accent1"/>
@@ -1105,7 +1102,7 @@
     <w:uiPriority w:val="9"/>
     <w:rsid w:val="00FC693F"/>
     <w:rPr>
-      <w:rFonts w:asciiTheme="majorHAnsi" w:eastAsiaTheme="majorEastAsia" w:hAnsiTheme="majorHAnsi" w:cstheme="majorBidi"/>
+      <w:rFonts w:ascii="Newsreader Display" w:hAnsi="Newsreader Display" w:cs="Newsreader Display"/>
       <w:b/>
       <w:bCs/>
       <w:color w:val="4F81BD" w:themeColor="accent1"/>
@@ -1120,17 +1117,17 @@
     <w:qFormat/>
     <w:rsid w:val="00FC693F"/>
     <w:pPr>
-      <w:spacing w:after="160" w:line="252" w:lineRule="auto" w:before="0"/>
+      <w:spacing w:after="200" w:line="245" w:lineRule="auto" w:before="0"/>
       <w:contextualSpacing/>
     </w:pPr>
     <w:rPr>
-      <w:rFonts w:asciiTheme="majorHAnsi" w:eastAsiaTheme="majorEastAsia" w:hAnsiTheme="majorHAnsi" w:cstheme="majorBidi" w:ascii="Playfair Display" w:hAnsi="Playfair Display" w:cs="Playfair Display" w:eastAsia="Playfair Display"/>
+      <w:rFonts w:ascii="Newsreader Display" w:hAnsi="Newsreader Display" w:cs="Newsreader Display" w:eastAsia="Newsreader Display"/>
       <w:b w:val="0"/>
       <w:i w:val="0"/>
       <w:color w:val="103428"/>
       <w:spacing w:val="5"/>
       <w:kern w:val="28"/>
-      <w:sz w:val="60"/>
+      <w:sz w:val="64"/>
       <w:szCs w:val="52"/>
     </w:rPr>
   </w:style>
@@ -1141,7 +1138,7 @@
     <w:uiPriority w:val="10"/>
     <w:rsid w:val="00FC693F"/>
     <w:rPr>
-      <w:rFonts w:asciiTheme="majorHAnsi" w:eastAsiaTheme="majorEastAsia" w:hAnsiTheme="majorHAnsi" w:cstheme="majorBidi"/>
+      <w:rFonts w:ascii="Newsreader Display" w:hAnsi="Newsreader Display" w:cs="Newsreader Display"/>
       <w:color w:val="17365D" w:themeColor="text2" w:themeShade="BF"/>
       <w:spacing w:val="5"/>
       <w:kern w:val="28"/>
@@ -1164,13 +1161,13 @@
       <w:spacing w:before="0" w:after="240" w:line="312" w:lineRule="auto"/>
     </w:pPr>
     <w:rPr>
-      <w:rFonts w:asciiTheme="majorHAnsi" w:eastAsiaTheme="majorEastAsia" w:hAnsiTheme="majorHAnsi" w:cstheme="majorBidi" w:ascii="Source Serif 4" w:hAnsi="Source Serif 4" w:cs="Source Serif 4" w:eastAsia="Source Serif 4"/>
+      <w:rFonts w:ascii="Newsreader Text" w:hAnsi="Newsreader Text" w:cs="Newsreader Text" w:eastAsia="Newsreader Text"/>
       <w:b w:val="0"/>
       <w:i w:val="0"/>
       <w:iCs/>
-      <w:color w:val="2C5040"/>
+      <w:color w:val="5F6662"/>
       <w:spacing w:val="15"/>
-      <w:sz w:val="28"/>
+      <w:sz w:val="26"/>
       <w:szCs w:val="24"/>
     </w:rPr>
   </w:style>
@@ -1181,7 +1178,7 @@
     <w:uiPriority w:val="11"/>
     <w:rsid w:val="00FC693F"/>
     <w:rPr>
-      <w:rFonts w:asciiTheme="majorHAnsi" w:eastAsiaTheme="majorEastAsia" w:hAnsiTheme="majorHAnsi" w:cstheme="majorBidi"/>
+      <w:rFonts w:ascii="Newsreader Display" w:hAnsi="Newsreader Display" w:cs="Newsreader Display"/>
       <w:i/>
       <w:iCs/>
       <w:color w:val="4F81BD" w:themeColor="accent1"/>
@@ -1310,7 +1307,7 @@
       <w:contextualSpacing/>
     </w:pPr>
     <w:rPr>
-      <w:rFonts w:ascii="Inter" w:hAnsi="Inter" w:cs="Inter" w:eastAsia="Inter"/>
+      <w:rFonts w:ascii="Public Sans" w:hAnsi="Public Sans" w:cs="Public Sans" w:eastAsia="Public Sans"/>
       <w:b w:val="0"/>
       <w:i w:val="0"/>
       <w:color w:val="1B201E"/>
@@ -1357,7 +1354,7 @@
       <w:contextualSpacing/>
     </w:pPr>
     <w:rPr>
-      <w:rFonts w:ascii="Inter" w:hAnsi="Inter" w:cs="Inter" w:eastAsia="Inter"/>
+      <w:rFonts w:ascii="Public Sans" w:hAnsi="Public Sans" w:cs="Public Sans" w:eastAsia="Public Sans"/>
       <w:b w:val="0"/>
       <w:i w:val="0"/>
       <w:color w:val="1B201E"/>
@@ -1473,12 +1470,12 @@
       <w:spacing w:before="240" w:after="240" w:line="324" w:lineRule="auto"/>
     </w:pPr>
     <w:rPr>
-      <w:rFonts w:ascii="Source Serif 4" w:hAnsi="Source Serif 4" w:cs="Source Serif 4" w:eastAsia="Source Serif 4"/>
+      <w:rFonts w:ascii="Newsreader Display" w:hAnsi="Newsreader Display" w:cs="Newsreader Display" w:eastAsia="Newsreader Display"/>
       <w:b w:val="0"/>
       <w:i/>
       <w:iCs/>
       <w:color w:val="103428"/>
-      <w:sz w:val="28"/>
+      <w:sz w:val="32"/>
     </w:rPr>
   </w:style>
   <w:style w:type="character" w:customStyle="1" w:styleId="QuoteChar">
@@ -1501,7 +1498,7 @@
     <w:semiHidden/>
     <w:rsid w:val="00FC693F"/>
     <w:rPr>
-      <w:rFonts w:asciiTheme="majorHAnsi" w:eastAsiaTheme="majorEastAsia" w:hAnsiTheme="majorHAnsi" w:cstheme="majorBidi"/>
+      <w:rFonts w:ascii="Newsreader Display" w:hAnsi="Newsreader Display" w:cs="Newsreader Display"/>
       <w:b/>
       <w:bCs/>
       <w:i/>
@@ -1517,7 +1514,7 @@
     <w:semiHidden/>
     <w:rsid w:val="00FC693F"/>
     <w:rPr>
-      <w:rFonts w:asciiTheme="majorHAnsi" w:eastAsiaTheme="majorEastAsia" w:hAnsiTheme="majorHAnsi" w:cstheme="majorBidi"/>
+      <w:rFonts w:ascii="Newsreader Display" w:hAnsi="Newsreader Display" w:cs="Newsreader Display"/>
       <w:color w:val="243F60" w:themeColor="accent1" w:themeShade="7F"/>
     </w:rPr>
   </w:style>
@@ -1529,7 +1526,7 @@
     <w:semiHidden/>
     <w:rsid w:val="00FC693F"/>
     <w:rPr>
-      <w:rFonts w:asciiTheme="majorHAnsi" w:eastAsiaTheme="majorEastAsia" w:hAnsiTheme="majorHAnsi" w:cstheme="majorBidi"/>
+      <w:rFonts w:ascii="Newsreader Display" w:hAnsi="Newsreader Display" w:cs="Newsreader Display"/>
       <w:i/>
       <w:iCs/>
       <w:color w:val="243F60" w:themeColor="accent1" w:themeShade="7F"/>
@@ -1543,7 +1540,7 @@
     <w:semiHidden/>
     <w:rsid w:val="00FC693F"/>
     <w:rPr>
-      <w:rFonts w:asciiTheme="majorHAnsi" w:eastAsiaTheme="majorEastAsia" w:hAnsiTheme="majorHAnsi" w:cstheme="majorBidi"/>
+      <w:rFonts w:ascii="Newsreader Display" w:hAnsi="Newsreader Display" w:cs="Newsreader Display"/>
       <w:i/>
       <w:iCs/>
       <w:color w:val="404040" w:themeColor="text1" w:themeTint="BF"/>
@@ -1557,7 +1554,7 @@
     <w:semiHidden/>
     <w:rsid w:val="00FC693F"/>
     <w:rPr>
-      <w:rFonts w:asciiTheme="majorHAnsi" w:eastAsiaTheme="majorEastAsia" w:hAnsiTheme="majorHAnsi" w:cstheme="majorBidi"/>
+      <w:rFonts w:ascii="Newsreader Display" w:hAnsi="Newsreader Display" w:cs="Newsreader Display"/>
       <w:color w:val="4F81BD" w:themeColor="accent1"/>
       <w:sz w:val="20"/>
       <w:szCs w:val="20"/>
@@ -1571,7 +1568,7 @@
     <w:semiHidden/>
     <w:rsid w:val="00FC693F"/>
     <w:rPr>
-      <w:rFonts w:asciiTheme="majorHAnsi" w:eastAsiaTheme="majorEastAsia" w:hAnsiTheme="majorHAnsi" w:cstheme="majorBidi"/>
+      <w:rFonts w:ascii="Newsreader Display" w:hAnsi="Newsreader Display" w:cs="Newsreader Display"/>
       <w:i/>
       <w:iCs/>
       <w:color w:val="404040" w:themeColor="text1" w:themeTint="BF"/>
@@ -1592,7 +1589,7 @@
       <w:spacing w:line="300" w:lineRule="auto" w:before="60" w:after="200"/>
     </w:pPr>
     <w:rPr>
-      <w:rFonts w:ascii="Inter" w:hAnsi="Inter" w:cs="Inter" w:eastAsia="Inter"/>
+      <w:rFonts w:ascii="Public Sans" w:hAnsi="Public Sans" w:cs="Public Sans" w:eastAsia="Public Sans"/>
       <w:b w:val="0"/>
       <w:bCs/>
       <w:i w:val="0"/>
@@ -3162,7 +3159,7 @@
         <w:spacing w:before="0" w:after="0" w:line="240" w:lineRule="auto"/>
       </w:pPr>
       <w:rPr>
-        <w:rFonts w:asciiTheme="majorHAnsi" w:eastAsiaTheme="majorEastAsia" w:hAnsiTheme="majorHAnsi" w:cstheme="majorBidi"/>
+        <w:rFonts w:ascii="Newsreader Display" w:hAnsi="Newsreader Display" w:cs="Newsreader Display"/>
         <w:b/>
         <w:bCs/>
       </w:rPr>
@@ -3183,7 +3180,7 @@
         <w:spacing w:before="0" w:after="0" w:line="240" w:lineRule="auto"/>
       </w:pPr>
       <w:rPr>
-        <w:rFonts w:asciiTheme="majorHAnsi" w:eastAsiaTheme="majorEastAsia" w:hAnsiTheme="majorHAnsi" w:cstheme="majorBidi"/>
+        <w:rFonts w:ascii="Newsreader Display" w:hAnsi="Newsreader Display" w:cs="Newsreader Display"/>
         <w:b/>
         <w:bCs/>
       </w:rPr>
@@ -3201,14 +3198,14 @@
     </w:tblStylePr>
     <w:tblStylePr w:type="firstCol">
       <w:rPr>
-        <w:rFonts w:asciiTheme="majorHAnsi" w:eastAsiaTheme="majorEastAsia" w:hAnsiTheme="majorHAnsi" w:cstheme="majorBidi"/>
+        <w:rFonts w:ascii="Newsreader Display" w:hAnsi="Newsreader Display" w:cs="Newsreader Display"/>
         <w:b/>
         <w:bCs/>
       </w:rPr>
     </w:tblStylePr>
     <w:tblStylePr w:type="lastCol">
       <w:rPr>
-        <w:rFonts w:asciiTheme="majorHAnsi" w:eastAsiaTheme="majorEastAsia" w:hAnsiTheme="majorHAnsi" w:cstheme="majorBidi"/>
+        <w:rFonts w:ascii="Newsreader Display" w:hAnsi="Newsreader Display" w:cs="Newsreader Display"/>
         <w:b/>
         <w:bCs/>
       </w:rPr>
@@ -3292,7 +3289,7 @@
         <w:spacing w:before="0" w:after="0" w:line="240" w:lineRule="auto"/>
       </w:pPr>
       <w:rPr>
-        <w:rFonts w:asciiTheme="majorHAnsi" w:eastAsiaTheme="majorEastAsia" w:hAnsiTheme="majorHAnsi" w:cstheme="majorBidi"/>
+        <w:rFonts w:ascii="Newsreader Display" w:hAnsi="Newsreader Display" w:cs="Newsreader Display"/>
         <w:b/>
         <w:bCs/>
       </w:rPr>
@@ -3313,7 +3310,7 @@
         <w:spacing w:before="0" w:after="0" w:line="240" w:lineRule="auto"/>
       </w:pPr>
       <w:rPr>
-        <w:rFonts w:asciiTheme="majorHAnsi" w:eastAsiaTheme="majorEastAsia" w:hAnsiTheme="majorHAnsi" w:cstheme="majorBidi"/>
+        <w:rFonts w:ascii="Newsreader Display" w:hAnsi="Newsreader Display" w:cs="Newsreader Display"/>
         <w:b/>
         <w:bCs/>
       </w:rPr>
@@ -3331,14 +3328,14 @@
     </w:tblStylePr>
     <w:tblStylePr w:type="firstCol">
       <w:rPr>
-        <w:rFonts w:asciiTheme="majorHAnsi" w:eastAsiaTheme="majorEastAsia" w:hAnsiTheme="majorHAnsi" w:cstheme="majorBidi"/>
+        <w:rFonts w:ascii="Newsreader Display" w:hAnsi="Newsreader Display" w:cs="Newsreader Display"/>
         <w:b/>
         <w:bCs/>
       </w:rPr>
     </w:tblStylePr>
     <w:tblStylePr w:type="lastCol">
       <w:rPr>
-        <w:rFonts w:asciiTheme="majorHAnsi" w:eastAsiaTheme="majorEastAsia" w:hAnsiTheme="majorHAnsi" w:cstheme="majorBidi"/>
+        <w:rFonts w:ascii="Newsreader Display" w:hAnsi="Newsreader Display" w:cs="Newsreader Display"/>
         <w:b/>
         <w:bCs/>
       </w:rPr>
@@ -3422,7 +3419,7 @@
         <w:spacing w:before="0" w:after="0" w:line="240" w:lineRule="auto"/>
       </w:pPr>
       <w:rPr>
-        <w:rFonts w:asciiTheme="majorHAnsi" w:eastAsiaTheme="majorEastAsia" w:hAnsiTheme="majorHAnsi" w:cstheme="majorBidi"/>
+        <w:rFonts w:ascii="Newsreader Display" w:hAnsi="Newsreader Display" w:cs="Newsreader Display"/>
         <w:b/>
         <w:bCs/>
       </w:rPr>
@@ -3443,7 +3440,7 @@
         <w:spacing w:before="0" w:after="0" w:line="240" w:lineRule="auto"/>
       </w:pPr>
       <w:rPr>
-        <w:rFonts w:asciiTheme="majorHAnsi" w:eastAsiaTheme="majorEastAsia" w:hAnsiTheme="majorHAnsi" w:cstheme="majorBidi"/>
+        <w:rFonts w:ascii="Newsreader Display" w:hAnsi="Newsreader Display" w:cs="Newsreader Display"/>
         <w:b/>
         <w:bCs/>
       </w:rPr>
@@ -3461,14 +3458,14 @@
     </w:tblStylePr>
     <w:tblStylePr w:type="firstCol">
       <w:rPr>
-        <w:rFonts w:asciiTheme="majorHAnsi" w:eastAsiaTheme="majorEastAsia" w:hAnsiTheme="majorHAnsi" w:cstheme="majorBidi"/>
+        <w:rFonts w:ascii="Newsreader Display" w:hAnsi="Newsreader Display" w:cs="Newsreader Display"/>
         <w:b/>
         <w:bCs/>
       </w:rPr>
     </w:tblStylePr>
     <w:tblStylePr w:type="lastCol">
       <w:rPr>
-        <w:rFonts w:asciiTheme="majorHAnsi" w:eastAsiaTheme="majorEastAsia" w:hAnsiTheme="majorHAnsi" w:cstheme="majorBidi"/>
+        <w:rFonts w:ascii="Newsreader Display" w:hAnsi="Newsreader Display" w:cs="Newsreader Display"/>
         <w:b/>
         <w:bCs/>
       </w:rPr>
@@ -3552,7 +3549,7 @@
         <w:spacing w:before="0" w:after="0" w:line="240" w:lineRule="auto"/>
       </w:pPr>
       <w:rPr>
-        <w:rFonts w:asciiTheme="majorHAnsi" w:eastAsiaTheme="majorEastAsia" w:hAnsiTheme="majorHAnsi" w:cstheme="majorBidi"/>
+        <w:rFonts w:ascii="Newsreader Display" w:hAnsi="Newsreader Display" w:cs="Newsreader Display"/>
         <w:b/>
         <w:bCs/>
       </w:rPr>
@@ -3573,7 +3570,7 @@
         <w:spacing w:before="0" w:after="0" w:line="240" w:lineRule="auto"/>
       </w:pPr>
       <w:rPr>
-        <w:rFonts w:asciiTheme="majorHAnsi" w:eastAsiaTheme="majorEastAsia" w:hAnsiTheme="majorHAnsi" w:cstheme="majorBidi"/>
+        <w:rFonts w:ascii="Newsreader Display" w:hAnsi="Newsreader Display" w:cs="Newsreader Display"/>
         <w:b/>
         <w:bCs/>
       </w:rPr>
@@ -3591,14 +3588,14 @@
     </w:tblStylePr>
     <w:tblStylePr w:type="firstCol">
       <w:rPr>
-        <w:rFonts w:asciiTheme="majorHAnsi" w:eastAsiaTheme="majorEastAsia" w:hAnsiTheme="majorHAnsi" w:cstheme="majorBidi"/>
+        <w:rFonts w:ascii="Newsreader Display" w:hAnsi="Newsreader Display" w:cs="Newsreader Display"/>
         <w:b/>
         <w:bCs/>
       </w:rPr>
     </w:tblStylePr>
     <w:tblStylePr w:type="lastCol">
       <w:rPr>
-        <w:rFonts w:asciiTheme="majorHAnsi" w:eastAsiaTheme="majorEastAsia" w:hAnsiTheme="majorHAnsi" w:cstheme="majorBidi"/>
+        <w:rFonts w:ascii="Newsreader Display" w:hAnsi="Newsreader Display" w:cs="Newsreader Display"/>
         <w:b/>
         <w:bCs/>
       </w:rPr>
@@ -3682,7 +3679,7 @@
         <w:spacing w:before="0" w:after="0" w:line="240" w:lineRule="auto"/>
       </w:pPr>
       <w:rPr>
-        <w:rFonts w:asciiTheme="majorHAnsi" w:eastAsiaTheme="majorEastAsia" w:hAnsiTheme="majorHAnsi" w:cstheme="majorBidi"/>
+        <w:rFonts w:ascii="Newsreader Display" w:hAnsi="Newsreader Display" w:cs="Newsreader Display"/>
         <w:b/>
         <w:bCs/>
       </w:rPr>
@@ -3703,7 +3700,7 @@
         <w:spacing w:before="0" w:after="0" w:line="240" w:lineRule="auto"/>
       </w:pPr>
       <w:rPr>
-        <w:rFonts w:asciiTheme="majorHAnsi" w:eastAsiaTheme="majorEastAsia" w:hAnsiTheme="majorHAnsi" w:cstheme="majorBidi"/>
+        <w:rFonts w:ascii="Newsreader Display" w:hAnsi="Newsreader Display" w:cs="Newsreader Display"/>
         <w:b/>
         <w:bCs/>
       </w:rPr>
@@ -3721,14 +3718,14 @@
     </w:tblStylePr>
     <w:tblStylePr w:type="firstCol">
       <w:rPr>
-        <w:rFonts w:asciiTheme="majorHAnsi" w:eastAsiaTheme="majorEastAsia" w:hAnsiTheme="majorHAnsi" w:cstheme="majorBidi"/>
+        <w:rFonts w:ascii="Newsreader Display" w:hAnsi="Newsreader Display" w:cs="Newsreader Display"/>
         <w:b/>
         <w:bCs/>
       </w:rPr>
     </w:tblStylePr>
     <w:tblStylePr w:type="lastCol">
       <w:rPr>
-        <w:rFonts w:asciiTheme="majorHAnsi" w:eastAsiaTheme="majorEastAsia" w:hAnsiTheme="majorHAnsi" w:cstheme="majorBidi"/>
+        <w:rFonts w:ascii="Newsreader Display" w:hAnsi="Newsreader Display" w:cs="Newsreader Display"/>
         <w:b/>
         <w:bCs/>
       </w:rPr>
@@ -3812,7 +3809,7 @@
         <w:spacing w:before="0" w:after="0" w:line="240" w:lineRule="auto"/>
       </w:pPr>
       <w:rPr>
-        <w:rFonts w:asciiTheme="majorHAnsi" w:eastAsiaTheme="majorEastAsia" w:hAnsiTheme="majorHAnsi" w:cstheme="majorBidi"/>
+        <w:rFonts w:ascii="Newsreader Display" w:hAnsi="Newsreader Display" w:cs="Newsreader Display"/>
         <w:b/>
         <w:bCs/>
       </w:rPr>
@@ -3833,7 +3830,7 @@
         <w:spacing w:before="0" w:after="0" w:line="240" w:lineRule="auto"/>
       </w:pPr>
       <w:rPr>
-        <w:rFonts w:asciiTheme="majorHAnsi" w:eastAsiaTheme="majorEastAsia" w:hAnsiTheme="majorHAnsi" w:cstheme="majorBidi"/>
+        <w:rFonts w:ascii="Newsreader Display" w:hAnsi="Newsreader Display" w:cs="Newsreader Display"/>
         <w:b/>
         <w:bCs/>
       </w:rPr>
@@ -3851,14 +3848,14 @@
     </w:tblStylePr>
     <w:tblStylePr w:type="firstCol">
       <w:rPr>
-        <w:rFonts w:asciiTheme="majorHAnsi" w:eastAsiaTheme="majorEastAsia" w:hAnsiTheme="majorHAnsi" w:cstheme="majorBidi"/>
+        <w:rFonts w:ascii="Newsreader Display" w:hAnsi="Newsreader Display" w:cs="Newsreader Display"/>
         <w:b/>
         <w:bCs/>
       </w:rPr>
     </w:tblStylePr>
     <w:tblStylePr w:type="lastCol">
       <w:rPr>
-        <w:rFonts w:asciiTheme="majorHAnsi" w:eastAsiaTheme="majorEastAsia" w:hAnsiTheme="majorHAnsi" w:cstheme="majorBidi"/>
+        <w:rFonts w:ascii="Newsreader Display" w:hAnsi="Newsreader Display" w:cs="Newsreader Display"/>
         <w:b/>
         <w:bCs/>
       </w:rPr>
@@ -3942,7 +3939,7 @@
         <w:spacing w:before="0" w:after="0" w:line="240" w:lineRule="auto"/>
       </w:pPr>
       <w:rPr>
-        <w:rFonts w:asciiTheme="majorHAnsi" w:eastAsiaTheme="majorEastAsia" w:hAnsiTheme="majorHAnsi" w:cstheme="majorBidi"/>
+        <w:rFonts w:ascii="Newsreader Display" w:hAnsi="Newsreader Display" w:cs="Newsreader Display"/>
         <w:b/>
         <w:bCs/>
       </w:rPr>
@@ -3963,7 +3960,7 @@
         <w:spacing w:before="0" w:after="0" w:line="240" w:lineRule="auto"/>
       </w:pPr>
       <w:rPr>
-        <w:rFonts w:asciiTheme="majorHAnsi" w:eastAsiaTheme="majorEastAsia" w:hAnsiTheme="majorHAnsi" w:cstheme="majorBidi"/>
+        <w:rFonts w:ascii="Newsreader Display" w:hAnsi="Newsreader Display" w:cs="Newsreader Display"/>
         <w:b/>
         <w:bCs/>
       </w:rPr>
@@ -3981,14 +3978,14 @@
     </w:tblStylePr>
     <w:tblStylePr w:type="firstCol">
       <w:rPr>
-        <w:rFonts w:asciiTheme="majorHAnsi" w:eastAsiaTheme="majorEastAsia" w:hAnsiTheme="majorHAnsi" w:cstheme="majorBidi"/>
+        <w:rFonts w:ascii="Newsreader Display" w:hAnsi="Newsreader Display" w:cs="Newsreader Display"/>
         <w:b/>
         <w:bCs/>
       </w:rPr>
     </w:tblStylePr>
     <w:tblStylePr w:type="lastCol">
       <w:rPr>
-        <w:rFonts w:asciiTheme="majorHAnsi" w:eastAsiaTheme="majorEastAsia" w:hAnsiTheme="majorHAnsi" w:cstheme="majorBidi"/>
+        <w:rFonts w:ascii="Newsreader Display" w:hAnsi="Newsreader Display" w:cs="Newsreader Display"/>
         <w:b/>
         <w:bCs/>
       </w:rPr>
@@ -5853,7 +5850,7 @@
     </w:tblPr>
     <w:tblStylePr w:type="firstRow">
       <w:rPr>
-        <w:rFonts w:asciiTheme="majorHAnsi" w:eastAsiaTheme="majorEastAsia" w:hAnsiTheme="majorHAnsi" w:cstheme="majorBidi"/>
+        <w:rFonts w:ascii="Newsreader Display" w:hAnsi="Newsreader Display" w:cs="Newsreader Display"/>
       </w:rPr>
       <w:tblPr/>
       <w:tcPr>
@@ -5937,7 +5934,7 @@
     </w:tblPr>
     <w:tblStylePr w:type="firstRow">
       <w:rPr>
-        <w:rFonts w:asciiTheme="majorHAnsi" w:eastAsiaTheme="majorEastAsia" w:hAnsiTheme="majorHAnsi" w:cstheme="majorBidi"/>
+        <w:rFonts w:ascii="Newsreader Display" w:hAnsi="Newsreader Display" w:cs="Newsreader Display"/>
       </w:rPr>
       <w:tblPr/>
       <w:tcPr>
@@ -6021,7 +6018,7 @@
     </w:tblPr>
     <w:tblStylePr w:type="firstRow">
       <w:rPr>
-        <w:rFonts w:asciiTheme="majorHAnsi" w:eastAsiaTheme="majorEastAsia" w:hAnsiTheme="majorHAnsi" w:cstheme="majorBidi"/>
+        <w:rFonts w:ascii="Newsreader Display" w:hAnsi="Newsreader Display" w:cs="Newsreader Display"/>
       </w:rPr>
       <w:tblPr/>
       <w:tcPr>
@@ -6105,7 +6102,7 @@
     </w:tblPr>
     <w:tblStylePr w:type="firstRow">
       <w:rPr>
-        <w:rFonts w:asciiTheme="majorHAnsi" w:eastAsiaTheme="majorEastAsia" w:hAnsiTheme="majorHAnsi" w:cstheme="majorBidi"/>
+        <w:rFonts w:ascii="Newsreader Display" w:hAnsi="Newsreader Display" w:cs="Newsreader Display"/>
       </w:rPr>
       <w:tblPr/>
       <w:tcPr>
@@ -6189,7 +6186,7 @@
     </w:tblPr>
     <w:tblStylePr w:type="firstRow">
       <w:rPr>
-        <w:rFonts w:asciiTheme="majorHAnsi" w:eastAsiaTheme="majorEastAsia" w:hAnsiTheme="majorHAnsi" w:cstheme="majorBidi"/>
+        <w:rFonts w:ascii="Newsreader Display" w:hAnsi="Newsreader Display" w:cs="Newsreader Display"/>
       </w:rPr>
       <w:tblPr/>
       <w:tcPr>
@@ -6273,7 +6270,7 @@
     </w:tblPr>
     <w:tblStylePr w:type="firstRow">
       <w:rPr>
-        <w:rFonts w:asciiTheme="majorHAnsi" w:eastAsiaTheme="majorEastAsia" w:hAnsiTheme="majorHAnsi" w:cstheme="majorBidi"/>
+        <w:rFonts w:ascii="Newsreader Display" w:hAnsi="Newsreader Display" w:cs="Newsreader Display"/>
       </w:rPr>
       <w:tblPr/>
       <w:tcPr>
@@ -6357,7 +6354,7 @@
     </w:tblPr>
     <w:tblStylePr w:type="firstRow">
       <w:rPr>
-        <w:rFonts w:asciiTheme="majorHAnsi" w:eastAsiaTheme="majorEastAsia" w:hAnsiTheme="majorHAnsi" w:cstheme="majorBidi"/>
+        <w:rFonts w:ascii="Newsreader Display" w:hAnsi="Newsreader Display" w:cs="Newsreader Display"/>
       </w:rPr>
       <w:tblPr/>
       <w:tcPr>
@@ -6422,7 +6419,7 @@
       <w:spacing w:after="0" w:line="240" w:lineRule="auto"/>
     </w:pPr>
     <w:rPr>
-      <w:rFonts w:asciiTheme="majorHAnsi" w:eastAsiaTheme="majorEastAsia" w:hAnsiTheme="majorHAnsi" w:cstheme="majorBidi"/>
+      <w:rFonts w:ascii="Newsreader Display" w:hAnsi="Newsreader Display" w:cs="Newsreader Display"/>
       <w:color w:val="000000" w:themeColor="text1"/>
     </w:rPr>
     <w:tblPr>
@@ -6550,7 +6547,7 @@
       <w:spacing w:after="0" w:line="240" w:lineRule="auto"/>
     </w:pPr>
     <w:rPr>
-      <w:rFonts w:asciiTheme="majorHAnsi" w:eastAsiaTheme="majorEastAsia" w:hAnsiTheme="majorHAnsi" w:cstheme="majorBidi"/>
+      <w:rFonts w:ascii="Newsreader Display" w:hAnsi="Newsreader Display" w:cs="Newsreader Display"/>
       <w:color w:val="000000" w:themeColor="text1"/>
     </w:rPr>
     <w:tblPr>
@@ -6678,7 +6675,7 @@
       <w:spacing w:after="0" w:line="240" w:lineRule="auto"/>
     </w:pPr>
     <w:rPr>
-      <w:rFonts w:asciiTheme="majorHAnsi" w:eastAsiaTheme="majorEastAsia" w:hAnsiTheme="majorHAnsi" w:cstheme="majorBidi"/>
+      <w:rFonts w:ascii="Newsreader Display" w:hAnsi="Newsreader Display" w:cs="Newsreader Display"/>
       <w:color w:val="000000" w:themeColor="text1"/>
     </w:rPr>
     <w:tblPr>
@@ -6806,7 +6803,7 @@
       <w:spacing w:after="0" w:line="240" w:lineRule="auto"/>
     </w:pPr>
     <w:rPr>
-      <w:rFonts w:asciiTheme="majorHAnsi" w:eastAsiaTheme="majorEastAsia" w:hAnsiTheme="majorHAnsi" w:cstheme="majorBidi"/>
+      <w:rFonts w:ascii="Newsreader Display" w:hAnsi="Newsreader Display" w:cs="Newsreader Display"/>
       <w:color w:val="000000" w:themeColor="text1"/>
     </w:rPr>
     <w:tblPr>
@@ -6934,7 +6931,7 @@
       <w:spacing w:after="0" w:line="240" w:lineRule="auto"/>
     </w:pPr>
     <w:rPr>
-      <w:rFonts w:asciiTheme="majorHAnsi" w:eastAsiaTheme="majorEastAsia" w:hAnsiTheme="majorHAnsi" w:cstheme="majorBidi"/>
+      <w:rFonts w:ascii="Newsreader Display" w:hAnsi="Newsreader Display" w:cs="Newsreader Display"/>
       <w:color w:val="000000" w:themeColor="text1"/>
     </w:rPr>
     <w:tblPr>
@@ -7062,7 +7059,7 @@
       <w:spacing w:after="0" w:line="240" w:lineRule="auto"/>
     </w:pPr>
     <w:rPr>
-      <w:rFonts w:asciiTheme="majorHAnsi" w:eastAsiaTheme="majorEastAsia" w:hAnsiTheme="majorHAnsi" w:cstheme="majorBidi"/>
+      <w:rFonts w:ascii="Newsreader Display" w:hAnsi="Newsreader Display" w:cs="Newsreader Display"/>
       <w:color w:val="000000" w:themeColor="text1"/>
     </w:rPr>
     <w:tblPr>
@@ -7190,7 +7187,7 @@
       <w:spacing w:after="0" w:line="240" w:lineRule="auto"/>
     </w:pPr>
     <w:rPr>
-      <w:rFonts w:asciiTheme="majorHAnsi" w:eastAsiaTheme="majorEastAsia" w:hAnsiTheme="majorHAnsi" w:cstheme="majorBidi"/>
+      <w:rFonts w:ascii="Newsreader Display" w:hAnsi="Newsreader Display" w:cs="Newsreader Display"/>
       <w:color w:val="000000" w:themeColor="text1"/>
     </w:rPr>
     <w:tblPr>
@@ -7829,7 +7826,7 @@
       <w:spacing w:after="0" w:line="240" w:lineRule="auto"/>
     </w:pPr>
     <w:rPr>
-      <w:rFonts w:asciiTheme="majorHAnsi" w:eastAsiaTheme="majorEastAsia" w:hAnsiTheme="majorHAnsi" w:cstheme="majorBidi"/>
+      <w:rFonts w:ascii="Newsreader Display" w:hAnsi="Newsreader Display" w:cs="Newsreader Display"/>
       <w:color w:val="000000" w:themeColor="text1"/>
     </w:rPr>
     <w:tblPr>
@@ -7954,7 +7951,7 @@
       <w:spacing w:after="0" w:line="240" w:lineRule="auto"/>
     </w:pPr>
     <w:rPr>
-      <w:rFonts w:asciiTheme="majorHAnsi" w:eastAsiaTheme="majorEastAsia" w:hAnsiTheme="majorHAnsi" w:cstheme="majorBidi"/>
+      <w:rFonts w:ascii="Newsreader Display" w:hAnsi="Newsreader Display" w:cs="Newsreader Display"/>
       <w:color w:val="000000" w:themeColor="text1"/>
     </w:rPr>
     <w:tblPr>
@@ -8079,7 +8076,7 @@
       <w:spacing w:after="0" w:line="240" w:lineRule="auto"/>
     </w:pPr>
     <w:rPr>
-      <w:rFonts w:asciiTheme="majorHAnsi" w:eastAsiaTheme="majorEastAsia" w:hAnsiTheme="majorHAnsi" w:cstheme="majorBidi"/>
+      <w:rFonts w:ascii="Newsreader Display" w:hAnsi="Newsreader Display" w:cs="Newsreader Display"/>
       <w:color w:val="000000" w:themeColor="text1"/>
     </w:rPr>
     <w:tblPr>
@@ -8204,7 +8201,7 @@
       <w:spacing w:after="0" w:line="240" w:lineRule="auto"/>
     </w:pPr>
     <w:rPr>
-      <w:rFonts w:asciiTheme="majorHAnsi" w:eastAsiaTheme="majorEastAsia" w:hAnsiTheme="majorHAnsi" w:cstheme="majorBidi"/>
+      <w:rFonts w:ascii="Newsreader Display" w:hAnsi="Newsreader Display" w:cs="Newsreader Display"/>
       <w:color w:val="000000" w:themeColor="text1"/>
     </w:rPr>
     <w:tblPr>
@@ -8329,7 +8326,7 @@
       <w:spacing w:after="0" w:line="240" w:lineRule="auto"/>
     </w:pPr>
     <w:rPr>
-      <w:rFonts w:asciiTheme="majorHAnsi" w:eastAsiaTheme="majorEastAsia" w:hAnsiTheme="majorHAnsi" w:cstheme="majorBidi"/>
+      <w:rFonts w:ascii="Newsreader Display" w:hAnsi="Newsreader Display" w:cs="Newsreader Display"/>
       <w:color w:val="000000" w:themeColor="text1"/>
     </w:rPr>
     <w:tblPr>
@@ -8454,7 +8451,7 @@
       <w:spacing w:after="0" w:line="240" w:lineRule="auto"/>
     </w:pPr>
     <w:rPr>
-      <w:rFonts w:asciiTheme="majorHAnsi" w:eastAsiaTheme="majorEastAsia" w:hAnsiTheme="majorHAnsi" w:cstheme="majorBidi"/>
+      <w:rFonts w:ascii="Newsreader Display" w:hAnsi="Newsreader Display" w:cs="Newsreader Display"/>
       <w:color w:val="000000" w:themeColor="text1"/>
     </w:rPr>
     <w:tblPr>
@@ -8579,7 +8576,7 @@
       <w:spacing w:after="0" w:line="240" w:lineRule="auto"/>
     </w:pPr>
     <w:rPr>
-      <w:rFonts w:asciiTheme="majorHAnsi" w:eastAsiaTheme="majorEastAsia" w:hAnsiTheme="majorHAnsi" w:cstheme="majorBidi"/>
+      <w:rFonts w:ascii="Newsreader Display" w:hAnsi="Newsreader Display" w:cs="Newsreader Display"/>
       <w:color w:val="000000" w:themeColor="text1"/>
     </w:rPr>
     <w:tblPr>
@@ -12494,27 +12491,27 @@
       <w:spacing w:before="0" w:after="80" w:line="288" w:lineRule="auto"/>
     </w:pPr>
     <w:rPr>
-      <w:rFonts w:ascii="Inter" w:hAnsi="Inter" w:cs="Inter" w:eastAsia="Inter"/>
+      <w:rFonts w:ascii="Public Sans" w:hAnsi="Public Sans" w:cs="Public Sans" w:eastAsia="Public Sans"/>
       <w:b/>
       <w:i w:val="0"/>
       <w:caps/>
-      <w:color w:val="9A6510"/>
-      <w:sz w:val="16"/>
-      <w:spacing w:val="32"/>
+      <w:color w:val="8A5A0C"/>
+      <w:sz w:val="15"/>
+      <w:spacing w:val="12"/>
     </w:rPr>
   </w:style>
   <w:style w:type="paragraph" w:customStyle="1" w:styleId="Lead">
     <w:name w:val="Lead"/>
     <w:basedOn w:val="Normal"/>
     <w:pPr>
-      <w:spacing w:before="0" w:after="200" w:line="336" w:lineRule="auto"/>
+      <w:spacing w:before="0" w:after="240" w:line="331" w:lineRule="auto"/>
     </w:pPr>
     <w:rPr>
-      <w:rFonts w:ascii="Source Serif 4" w:hAnsi="Source Serif 4" w:cs="Source Serif 4" w:eastAsia="Source Serif 4"/>
+      <w:rFonts w:ascii="Newsreader Text" w:hAnsi="Newsreader Text" w:cs="Newsreader Text" w:eastAsia="Newsreader Text"/>
       <w:b w:val="0"/>
       <w:i w:val="0"/>
       <w:color w:val="103428"/>
-      <w:sz w:val="25"/>
+      <w:sz w:val="26"/>
     </w:rPr>
   </w:style>
   <w:style w:type="paragraph" w:customStyle="1" w:styleId="Small">
@@ -12524,7 +12521,7 @@
       <w:spacing w:before="0" w:after="40" w:line="300" w:lineRule="auto"/>
     </w:pPr>
     <w:rPr>
-      <w:rFonts w:ascii="Inter" w:hAnsi="Inter" w:cs="Inter" w:eastAsia="Inter"/>
+      <w:rFonts w:ascii="Public Sans" w:hAnsi="Public Sans" w:cs="Public Sans" w:eastAsia="Public Sans"/>
       <w:b w:val="0"/>
       <w:i w:val="0"/>
       <w:color w:val="5F6662"/>
@@ -12538,7 +12535,7 @@
       <w:spacing w:before="20" w:after="20" w:line="276" w:lineRule="auto"/>
     </w:pPr>
     <w:rPr>
-      <w:rFonts w:ascii="Inter" w:hAnsi="Inter" w:cs="Inter" w:eastAsia="Inter"/>
+      <w:rFonts w:ascii="Public Sans" w:hAnsi="Public Sans" w:cs="Public Sans" w:eastAsia="Public Sans"/>
       <w:b w:val="0"/>
       <w:i w:val="0"/>
       <w:color w:val="1B201E"/>
@@ -12552,13 +12549,13 @@
       <w:spacing w:before="40" w:after="40" w:line="264" w:lineRule="auto"/>
     </w:pPr>
     <w:rPr>
-      <w:rFonts w:ascii="Inter" w:hAnsi="Inter" w:cs="Inter" w:eastAsia="Inter"/>
+      <w:rFonts w:ascii="Public Sans" w:hAnsi="Public Sans" w:cs="Public Sans" w:eastAsia="Public Sans"/>
       <w:b/>
       <w:i w:val="0"/>
       <w:caps/>
       <w:color w:val="103428"/>
-      <w:sz w:val="16"/>
-      <w:spacing w:val="12"/>
+      <w:sz w:val="15"/>
+      <w:spacing w:val="10"/>
     </w:rPr>
   </w:style>
 </w:styles>
